--- a/delv 4 Document.docx
+++ b/delv 4 Document.docx
@@ -1117,6 +1117,9 @@
     </w:p>
     <w:p>
       <w:r>
+        <w:rPr>
+          <w:noProof/>
+        </w:rPr>
         <w:lastRenderedPageBreak/>
         <w:drawing>
           <wp:inline distT="0" distB="0" distL="0" distR="0" wp14:anchorId="5B611D4C" wp14:editId="7EE63B96">
@@ -1327,6 +1330,9 @@
         <w:ind w:left="360"/>
       </w:pPr>
       <w:r>
+        <w:rPr>
+          <w:noProof/>
+        </w:rPr>
         <w:drawing>
           <wp:inline distT="0" distB="0" distL="0" distR="0" wp14:anchorId="1A043CF6" wp14:editId="22C559AE">
             <wp:extent cx="5943600" cy="4654550"/>
@@ -1399,6 +1405,9 @@
         </w:numPr>
       </w:pPr>
       <w:r>
+        <w:rPr>
+          <w:noProof/>
+        </w:rPr>
         <w:drawing>
           <wp:anchor distT="0" distB="0" distL="114300" distR="114300" simplePos="0" relativeHeight="251658240" behindDoc="0" locked="0" layoutInCell="1" allowOverlap="1" wp14:anchorId="3946F51F" wp14:editId="3166B840">
             <wp:simplePos x="0" y="0"/>
@@ -1511,6 +1520,9 @@
         <w:ind w:left="360"/>
       </w:pPr>
       <w:r>
+        <w:rPr>
+          <w:noProof/>
+        </w:rPr>
         <w:drawing>
           <wp:inline distT="0" distB="0" distL="0" distR="0" wp14:anchorId="0AF2211B" wp14:editId="46E039AA">
             <wp:extent cx="5943600" cy="3789045"/>
@@ -1566,19 +1578,31 @@
     </w:p>
     <w:p>
       <w:r>
-        <w:t xml:space="preserve">The Development View provides a static representation of the system’s decomposition into manageable software modules. This formal UML Component Diagram illustrates how the internal code is organized into subsystems, explicitly defining the dependencies required to implement the system's features. </w:t>
-      </w:r>
-    </w:p>
-    <w:p>
-      <w:r>
-        <w:t>The model identifies three core modules:</w:t>
+        <w:t xml:space="preserve">The Development View provides a static representation of the system’s decomposition into manageable software modules. For this project, the Development View is illustrated through two specialized UML Component Diagrams: one representing the Layered Subsystem Decomposition and the other representing the MVC Pattern Realization. </w:t>
+      </w:r>
+    </w:p>
+    <w:p>
+      <w:pPr>
+        <w:rPr>
+          <w:b/>
+          <w:bCs/>
+          <w:u w:val="single"/>
+        </w:rPr>
+      </w:pPr>
+      <w:r>
+        <w:rPr>
+          <w:b/>
+          <w:bCs/>
+          <w:u w:val="single"/>
+        </w:rPr>
+        <w:t>Model A: Layered Subsystem Decomposition</w:t>
       </w:r>
     </w:p>
     <w:p>
       <w:pPr>
         <w:numPr>
           <w:ilvl w:val="0"/>
-          <w:numId w:val="8"/>
+          <w:numId w:val="11"/>
         </w:numPr>
       </w:pPr>
       <w:r>
@@ -1586,17 +1610,17 @@
           <w:b/>
           <w:bCs/>
         </w:rPr>
-        <w:t>User Interface Module:</w:t>
-      </w:r>
-      <w:r>
-        <w:t xml:space="preserve"> Encapsulates the Java Swing boundary classes responsible for presentation. </w:t>
+        <w:t>Description</w:t>
+      </w:r>
+      <w:r>
+        <w:t xml:space="preserve">: This diagram illustrates the system's breakdown into modular subsystems: Swing UI, Management Modules (Item, Claim, Authentication, Reports), and the Data Access Layer. It explicitly defines the dependencies between these modules to ensure a structured build process. </w:t>
       </w:r>
     </w:p>
     <w:p>
       <w:pPr>
         <w:numPr>
           <w:ilvl w:val="0"/>
-          <w:numId w:val="8"/>
+          <w:numId w:val="11"/>
         </w:numPr>
       </w:pPr>
       <w:r>
@@ -1604,17 +1628,102 @@
           <w:b/>
           <w:bCs/>
         </w:rPr>
-        <w:t>Application Logic Module:</w:t>
-      </w:r>
-      <w:r>
-        <w:t xml:space="preserve"> Houses the controllers and core entities that enforce business rules. </w:t>
+        <w:t>Key Feature</w:t>
+      </w:r>
+      <w:r>
+        <w:t xml:space="preserve">: Each component encapsulates specific code responsibilities, ensuring that changes to the UI module do not require a complete overhaul of the Application Logic modules. </w:t>
+      </w:r>
+    </w:p>
+    <w:p>
+      <w:pPr>
+        <w:ind w:left="720"/>
+        <w:rPr>
+          <w:b/>
+          <w:bCs/>
+        </w:rPr>
+      </w:pPr>
+      <w:r>
+        <w:drawing>
+          <wp:anchor distT="0" distB="0" distL="114300" distR="114300" simplePos="0" relativeHeight="251659264" behindDoc="1" locked="0" layoutInCell="1" allowOverlap="1" wp14:anchorId="48D67C00" wp14:editId="29AF28BB">
+            <wp:simplePos x="0" y="0"/>
+            <wp:positionH relativeFrom="margin">
+              <wp:posOffset>45720</wp:posOffset>
+            </wp:positionH>
+            <wp:positionV relativeFrom="margin">
+              <wp:posOffset>3589020</wp:posOffset>
+            </wp:positionV>
+            <wp:extent cx="5943600" cy="4880610"/>
+            <wp:effectExtent l="0" t="0" r="0" b="0"/>
+            <wp:wrapTight wrapText="bothSides">
+              <wp:wrapPolygon edited="0">
+                <wp:start x="0" y="0"/>
+                <wp:lineTo x="0" y="21499"/>
+                <wp:lineTo x="21531" y="21499"/>
+                <wp:lineTo x="21531" y="0"/>
+                <wp:lineTo x="0" y="0"/>
+              </wp:wrapPolygon>
+            </wp:wrapTight>
+            <wp:docPr id="126221404" name="Picture 1"/>
+            <wp:cNvGraphicFramePr>
+              <a:graphicFrameLocks xmlns:a="http://schemas.openxmlformats.org/drawingml/2006/main" noChangeAspect="1"/>
+            </wp:cNvGraphicFramePr>
+            <a:graphic xmlns:a="http://schemas.openxmlformats.org/drawingml/2006/main">
+              <a:graphicData uri="http://schemas.openxmlformats.org/drawingml/2006/picture">
+                <pic:pic xmlns:pic="http://schemas.openxmlformats.org/drawingml/2006/picture">
+                  <pic:nvPicPr>
+                    <pic:cNvPr id="126221404" name=""/>
+                    <pic:cNvPicPr/>
+                  </pic:nvPicPr>
+                  <pic:blipFill>
+                    <a:blip r:embed="rId13">
+                      <a:extLst>
+                        <a:ext uri="{28A0092B-C50C-407E-A947-70E740481C1C}">
+                          <a14:useLocalDpi xmlns:a14="http://schemas.microsoft.com/office/drawing/2010/main" val="0"/>
+                        </a:ext>
+                      </a:extLst>
+                    </a:blip>
+                    <a:stretch>
+                      <a:fillRect/>
+                    </a:stretch>
+                  </pic:blipFill>
+                  <pic:spPr>
+                    <a:xfrm>
+                      <a:off x="0" y="0"/>
+                      <a:ext cx="5943600" cy="4880610"/>
+                    </a:xfrm>
+                    <a:prstGeom prst="rect">
+                      <a:avLst/>
+                    </a:prstGeom>
+                  </pic:spPr>
+                </pic:pic>
+              </a:graphicData>
+            </a:graphic>
+          </wp:anchor>
+        </w:drawing>
+      </w:r>
+    </w:p>
+    <w:p>
+      <w:pPr>
+        <w:ind w:left="720"/>
+        <w:rPr>
+          <w:b/>
+          <w:bCs/>
+        </w:rPr>
+      </w:pPr>
+      <w:r>
+        <w:rPr>
+          <w:b/>
+          <w:bCs/>
+        </w:rPr>
+        <w:lastRenderedPageBreak/>
+        <w:t>Model B: MVC Pattern Realization</w:t>
       </w:r>
     </w:p>
     <w:p>
       <w:pPr>
         <w:numPr>
           <w:ilvl w:val="0"/>
-          <w:numId w:val="8"/>
+          <w:numId w:val="12"/>
         </w:numPr>
       </w:pPr>
       <w:r>
@@ -1622,38 +1731,84 @@
           <w:b/>
           <w:bCs/>
         </w:rPr>
-        <w:t>Data Management Module:</w:t>
-      </w:r>
-      <w:r>
-        <w:t xml:space="preserve"> Contains the Data Access Objects (DAOs) and persistence logic. </w:t>
-      </w:r>
-    </w:p>
-    <w:p>
-      <w:r>
-        <w:t xml:space="preserve">The directed dependencies (arrows) confirm that the system adheres to the architectural layers established in Phase 1, ensuring that high-level UI modules do not have direct dependencies on low-level data persistence. </w:t>
+        <w:t>Description:</w:t>
+      </w:r>
+      <w:r>
+        <w:t xml:space="preserve"> This model demonstrates how the </w:t>
+      </w:r>
+      <w:r>
+        <w:rPr>
+          <w:b/>
+          <w:bCs/>
+        </w:rPr>
+        <w:t>Model-View-Controller</w:t>
+      </w:r>
+      <w:r>
+        <w:t xml:space="preserve"> pattern is integrated into the developed software artifacts. It shows the specific realization of the View (Java Swing), the Controller (interaction logic), and the Model (system entities). </w:t>
+      </w:r>
+    </w:p>
+    <w:p>
+      <w:pPr>
+        <w:numPr>
+          <w:ilvl w:val="0"/>
+          <w:numId w:val="12"/>
+        </w:numPr>
+      </w:pPr>
+      <w:r>
+        <w:rPr>
+          <w:b/>
+          <w:bCs/>
+        </w:rPr>
+        <w:t>Key Feature:</w:t>
+      </w:r>
+      <w:r>
+        <w:t xml:space="preserve"> The directed dependencies illustrate the pattern's loop: the View sends events to the Controller, the Controller updates the Model, and the Model provides the data back to the View through the Data Access (DAO) interface. </w:t>
+      </w:r>
+    </w:p>
+    <w:p>
+      <w:pPr>
+        <w:ind w:left="720"/>
+      </w:pPr>
+      <w:r>
+        <w:drawing>
+          <wp:inline distT="0" distB="0" distL="0" distR="0" wp14:anchorId="73C03C5B" wp14:editId="158A1B97">
+            <wp:extent cx="5943600" cy="4987290"/>
+            <wp:effectExtent l="0" t="0" r="0" b="3810"/>
+            <wp:docPr id="436404752" name="Picture 1"/>
+            <wp:cNvGraphicFramePr>
+              <a:graphicFrameLocks xmlns:a="http://schemas.openxmlformats.org/drawingml/2006/main" noChangeAspect="1"/>
+            </wp:cNvGraphicFramePr>
+            <a:graphic xmlns:a="http://schemas.openxmlformats.org/drawingml/2006/main">
+              <a:graphicData uri="http://schemas.openxmlformats.org/drawingml/2006/picture">
+                <pic:pic xmlns:pic="http://schemas.openxmlformats.org/drawingml/2006/picture">
+                  <pic:nvPicPr>
+                    <pic:cNvPr id="436404752" name=""/>
+                    <pic:cNvPicPr/>
+                  </pic:nvPicPr>
+                  <pic:blipFill>
+                    <a:blip r:embed="rId14"/>
+                    <a:stretch>
+                      <a:fillRect/>
+                    </a:stretch>
+                  </pic:blipFill>
+                  <pic:spPr>
+                    <a:xfrm>
+                      <a:off x="0" y="0"/>
+                      <a:ext cx="5943600" cy="4987290"/>
+                    </a:xfrm>
+                    <a:prstGeom prst="rect">
+                      <a:avLst/>
+                    </a:prstGeom>
+                  </pic:spPr>
+                </pic:pic>
+              </a:graphicData>
+            </a:graphic>
+          </wp:inline>
+        </w:drawing>
       </w:r>
     </w:p>
     <w:p/>
     <w:p/>
-    <w:p/>
-    <w:p/>
-    <w:p/>
-    <w:p/>
-    <w:p/>
-    <w:p/>
-    <w:p/>
-    <w:p/>
-    <w:p/>
-    <w:p/>
-    <w:p/>
-    <w:p>
-      <w:pPr>
-        <w:rPr>
-          <w:b/>
-          <w:bCs/>
-        </w:rPr>
-      </w:pPr>
-    </w:p>
     <w:p>
       <w:pPr>
         <w:rPr>
@@ -1782,7 +1937,7 @@
                     <pic:cNvPicPr/>
                   </pic:nvPicPr>
                   <pic:blipFill>
-                    <a:blip r:embed="rId13"/>
+                    <a:blip r:embed="rId15"/>
                     <a:stretch>
                       <a:fillRect/>
                     </a:stretch>
@@ -2088,6 +2243,155 @@
 <file path=word/numbering.xml><?xml version="1.0" encoding="utf-8"?>
 <w:numbering xmlns:wpc="http://schemas.microsoft.com/office/word/2010/wordprocessingCanvas" xmlns:cx="http://schemas.microsoft.com/office/drawing/2014/chartex" xmlns:cx1="http://schemas.microsoft.com/office/drawing/2015/9/8/chartex" xmlns:cx2="http://schemas.microsoft.com/office/drawing/2015/10/21/chartex" xmlns:cx3="http://schemas.microsoft.com/office/drawing/2016/5/9/chartex" xmlns:cx4="http://schemas.microsoft.com/office/drawing/2016/5/10/chartex" xmlns:cx5="http://schemas.microsoft.com/office/drawing/2016/5/11/chartex" xmlns:cx6="http://schemas.microsoft.com/office/drawing/2016/5/12/chartex" xmlns:cx7="http://schemas.microsoft.com/office/drawing/2016/5/13/chartex" xmlns:cx8="http://schemas.microsoft.com/office/drawing/2016/5/14/chartex" xmlns:mc="http://schemas.openxmlformats.org/markup-compatibility/2006" xmlns:aink="http://schemas.microsoft.com/office/drawing/2016/ink" xmlns:am3d="http://schemas.microsoft.com/office/drawing/2017/model3d" xmlns:o="urn:schemas-microsoft-com:office:office" xmlns:oel="http://schemas.microsoft.com/office/2019/extlst" xmlns:r="http://schemas.openxmlformats.org/officeDocument/2006/relationships" xmlns:m="http://schemas.openxmlformats.org/officeDocument/2006/math" xmlns:v="urn:schemas-microsoft-com:vml" xmlns:wp14="http://schemas.microsoft.com/office/word/2010/wordprocessingDrawing" xmlns:wp="http://schemas.openxmlformats.org/drawingml/2006/wordprocessingDrawing" xmlns:w10="urn:schemas-microsoft-com:office:word" xmlns:w="http://schemas.openxmlformats.org/wordprocessingml/2006/main" xmlns:w14="http://schemas.microsoft.com/office/word/2010/wordml" xmlns:w15="http://schemas.microsoft.com/office/word/2012/wordml" xmlns:w16cex="http://schemas.microsoft.com/office/word/2018/wordml/cex" xmlns:w16cid="http://schemas.microsoft.com/office/word/2016/wordml/cid" xmlns:w16="http://schemas.microsoft.com/office/word/2018/wordml" xmlns:w16du="http://schemas.microsoft.com/office/word/2023/wordml/word16du" xmlns:w16sdtdh="http://schemas.microsoft.com/office/word/2020/wordml/sdtdatahash" xmlns:w16sdtfl="http://schemas.microsoft.com/office/word/2024/wordml/sdtformatlock" xmlns:w16se="http://schemas.microsoft.com/office/word/2015/wordml/symex" xmlns:wpg="http://schemas.microsoft.com/office/word/2010/wordprocessingGroup" xmlns:wpi="http://schemas.microsoft.com/office/word/2010/wordprocessingInk" xmlns:wne="http://schemas.microsoft.com/office/word/2006/wordml" xmlns:wps="http://schemas.microsoft.com/office/word/2010/wordprocessingShape" mc:Ignorable="w14 w15 w16se w16cid w16 w16cex w16sdtdh w16sdtfl w16du wp14">
   <w:abstractNum w:abstractNumId="0" w15:restartNumberingAfterBreak="0">
+    <w:nsid w:val="07D76B6F"/>
+    <w:multiLevelType w:val="multilevel"/>
+    <w:tmpl w:val="B7F00F5C"/>
+    <w:lvl w:ilvl="0">
+      <w:start w:val="1"/>
+      <w:numFmt w:val="bullet"/>
+      <w:lvlText w:val=""/>
+      <w:lvlJc w:val="left"/>
+      <w:pPr>
+        <w:tabs>
+          <w:tab w:val="num" w:pos="720"/>
+        </w:tabs>
+        <w:ind w:left="720" w:hanging="360"/>
+      </w:pPr>
+      <w:rPr>
+        <w:rFonts w:ascii="Symbol" w:hAnsi="Symbol" w:hint="default"/>
+        <w:sz w:val="20"/>
+      </w:rPr>
+    </w:lvl>
+    <w:lvl w:ilvl="1" w:tentative="1">
+      <w:start w:val="1"/>
+      <w:numFmt w:val="bullet"/>
+      <w:lvlText w:val="o"/>
+      <w:lvlJc w:val="left"/>
+      <w:pPr>
+        <w:tabs>
+          <w:tab w:val="num" w:pos="1440"/>
+        </w:tabs>
+        <w:ind w:left="1440" w:hanging="360"/>
+      </w:pPr>
+      <w:rPr>
+        <w:rFonts w:ascii="Courier New" w:hAnsi="Courier New" w:hint="default"/>
+        <w:sz w:val="20"/>
+      </w:rPr>
+    </w:lvl>
+    <w:lvl w:ilvl="2" w:tentative="1">
+      <w:start w:val="1"/>
+      <w:numFmt w:val="bullet"/>
+      <w:lvlText w:val=""/>
+      <w:lvlJc w:val="left"/>
+      <w:pPr>
+        <w:tabs>
+          <w:tab w:val="num" w:pos="2160"/>
+        </w:tabs>
+        <w:ind w:left="2160" w:hanging="360"/>
+      </w:pPr>
+      <w:rPr>
+        <w:rFonts w:ascii="Wingdings" w:hAnsi="Wingdings" w:hint="default"/>
+        <w:sz w:val="20"/>
+      </w:rPr>
+    </w:lvl>
+    <w:lvl w:ilvl="3" w:tentative="1">
+      <w:start w:val="1"/>
+      <w:numFmt w:val="bullet"/>
+      <w:lvlText w:val=""/>
+      <w:lvlJc w:val="left"/>
+      <w:pPr>
+        <w:tabs>
+          <w:tab w:val="num" w:pos="2880"/>
+        </w:tabs>
+        <w:ind w:left="2880" w:hanging="360"/>
+      </w:pPr>
+      <w:rPr>
+        <w:rFonts w:ascii="Wingdings" w:hAnsi="Wingdings" w:hint="default"/>
+        <w:sz w:val="20"/>
+      </w:rPr>
+    </w:lvl>
+    <w:lvl w:ilvl="4" w:tentative="1">
+      <w:start w:val="1"/>
+      <w:numFmt w:val="bullet"/>
+      <w:lvlText w:val=""/>
+      <w:lvlJc w:val="left"/>
+      <w:pPr>
+        <w:tabs>
+          <w:tab w:val="num" w:pos="3600"/>
+        </w:tabs>
+        <w:ind w:left="3600" w:hanging="360"/>
+      </w:pPr>
+      <w:rPr>
+        <w:rFonts w:ascii="Wingdings" w:hAnsi="Wingdings" w:hint="default"/>
+        <w:sz w:val="20"/>
+      </w:rPr>
+    </w:lvl>
+    <w:lvl w:ilvl="5" w:tentative="1">
+      <w:start w:val="1"/>
+      <w:numFmt w:val="bullet"/>
+      <w:lvlText w:val=""/>
+      <w:lvlJc w:val="left"/>
+      <w:pPr>
+        <w:tabs>
+          <w:tab w:val="num" w:pos="4320"/>
+        </w:tabs>
+        <w:ind w:left="4320" w:hanging="360"/>
+      </w:pPr>
+      <w:rPr>
+        <w:rFonts w:ascii="Wingdings" w:hAnsi="Wingdings" w:hint="default"/>
+        <w:sz w:val="20"/>
+      </w:rPr>
+    </w:lvl>
+    <w:lvl w:ilvl="6" w:tentative="1">
+      <w:start w:val="1"/>
+      <w:numFmt w:val="bullet"/>
+      <w:lvlText w:val=""/>
+      <w:lvlJc w:val="left"/>
+      <w:pPr>
+        <w:tabs>
+          <w:tab w:val="num" w:pos="5040"/>
+        </w:tabs>
+        <w:ind w:left="5040" w:hanging="360"/>
+      </w:pPr>
+      <w:rPr>
+        <w:rFonts w:ascii="Wingdings" w:hAnsi="Wingdings" w:hint="default"/>
+        <w:sz w:val="20"/>
+      </w:rPr>
+    </w:lvl>
+    <w:lvl w:ilvl="7" w:tentative="1">
+      <w:start w:val="1"/>
+      <w:numFmt w:val="bullet"/>
+      <w:lvlText w:val=""/>
+      <w:lvlJc w:val="left"/>
+      <w:pPr>
+        <w:tabs>
+          <w:tab w:val="num" w:pos="5760"/>
+        </w:tabs>
+        <w:ind w:left="5760" w:hanging="360"/>
+      </w:pPr>
+      <w:rPr>
+        <w:rFonts w:ascii="Wingdings" w:hAnsi="Wingdings" w:hint="default"/>
+        <w:sz w:val="20"/>
+      </w:rPr>
+    </w:lvl>
+    <w:lvl w:ilvl="8" w:tentative="1">
+      <w:start w:val="1"/>
+      <w:numFmt w:val="bullet"/>
+      <w:lvlText w:val=""/>
+      <w:lvlJc w:val="left"/>
+      <w:pPr>
+        <w:tabs>
+          <w:tab w:val="num" w:pos="6480"/>
+        </w:tabs>
+        <w:ind w:left="6480" w:hanging="360"/>
+      </w:pPr>
+      <w:rPr>
+        <w:rFonts w:ascii="Wingdings" w:hAnsi="Wingdings" w:hint="default"/>
+        <w:sz w:val="20"/>
+      </w:rPr>
+    </w:lvl>
+  </w:abstractNum>
+  <w:abstractNum w:abstractNumId="1" w15:restartNumberingAfterBreak="0">
     <w:nsid w:val="12421928"/>
     <w:multiLevelType w:val="multilevel"/>
     <w:tmpl w:val="94D2DA0A"/>
@@ -2236,7 +2540,7 @@
       </w:rPr>
     </w:lvl>
   </w:abstractNum>
-  <w:abstractNum w:abstractNumId="1" w15:restartNumberingAfterBreak="0">
+  <w:abstractNum w:abstractNumId="2" w15:restartNumberingAfterBreak="0">
     <w:nsid w:val="1DED427B"/>
     <w:multiLevelType w:val="multilevel"/>
     <w:tmpl w:val="2FA2C1CE"/>
@@ -2385,7 +2689,7 @@
       </w:rPr>
     </w:lvl>
   </w:abstractNum>
-  <w:abstractNum w:abstractNumId="2" w15:restartNumberingAfterBreak="0">
+  <w:abstractNum w:abstractNumId="3" w15:restartNumberingAfterBreak="0">
     <w:nsid w:val="233C003F"/>
     <w:multiLevelType w:val="multilevel"/>
     <w:tmpl w:val="361054E6"/>
@@ -2534,7 +2838,7 @@
       </w:rPr>
     </w:lvl>
   </w:abstractNum>
-  <w:abstractNum w:abstractNumId="3" w15:restartNumberingAfterBreak="0">
+  <w:abstractNum w:abstractNumId="4" w15:restartNumberingAfterBreak="0">
     <w:nsid w:val="26263023"/>
     <w:multiLevelType w:val="multilevel"/>
     <w:tmpl w:val="E862A8F2"/>
@@ -2683,7 +2987,7 @@
       </w:rPr>
     </w:lvl>
   </w:abstractNum>
-  <w:abstractNum w:abstractNumId="4" w15:restartNumberingAfterBreak="0">
+  <w:abstractNum w:abstractNumId="5" w15:restartNumberingAfterBreak="0">
     <w:nsid w:val="309D3405"/>
     <w:multiLevelType w:val="multilevel"/>
     <w:tmpl w:val="E3FAB130"/>
@@ -2832,7 +3136,7 @@
       </w:rPr>
     </w:lvl>
   </w:abstractNum>
-  <w:abstractNum w:abstractNumId="5" w15:restartNumberingAfterBreak="0">
+  <w:abstractNum w:abstractNumId="6" w15:restartNumberingAfterBreak="0">
     <w:nsid w:val="470F5E29"/>
     <w:multiLevelType w:val="multilevel"/>
     <w:tmpl w:val="2068941E"/>
@@ -2981,7 +3285,156 @@
       </w:rPr>
     </w:lvl>
   </w:abstractNum>
-  <w:abstractNum w:abstractNumId="6" w15:restartNumberingAfterBreak="0">
+  <w:abstractNum w:abstractNumId="7" w15:restartNumberingAfterBreak="0">
+    <w:nsid w:val="471A69F5"/>
+    <w:multiLevelType w:val="multilevel"/>
+    <w:tmpl w:val="3F7E2890"/>
+    <w:lvl w:ilvl="0">
+      <w:start w:val="1"/>
+      <w:numFmt w:val="bullet"/>
+      <w:lvlText w:val=""/>
+      <w:lvlJc w:val="left"/>
+      <w:pPr>
+        <w:tabs>
+          <w:tab w:val="num" w:pos="720"/>
+        </w:tabs>
+        <w:ind w:left="720" w:hanging="360"/>
+      </w:pPr>
+      <w:rPr>
+        <w:rFonts w:ascii="Symbol" w:hAnsi="Symbol" w:hint="default"/>
+        <w:sz w:val="20"/>
+      </w:rPr>
+    </w:lvl>
+    <w:lvl w:ilvl="1" w:tentative="1">
+      <w:start w:val="1"/>
+      <w:numFmt w:val="bullet"/>
+      <w:lvlText w:val="o"/>
+      <w:lvlJc w:val="left"/>
+      <w:pPr>
+        <w:tabs>
+          <w:tab w:val="num" w:pos="1440"/>
+        </w:tabs>
+        <w:ind w:left="1440" w:hanging="360"/>
+      </w:pPr>
+      <w:rPr>
+        <w:rFonts w:ascii="Courier New" w:hAnsi="Courier New" w:hint="default"/>
+        <w:sz w:val="20"/>
+      </w:rPr>
+    </w:lvl>
+    <w:lvl w:ilvl="2" w:tentative="1">
+      <w:start w:val="1"/>
+      <w:numFmt w:val="bullet"/>
+      <w:lvlText w:val=""/>
+      <w:lvlJc w:val="left"/>
+      <w:pPr>
+        <w:tabs>
+          <w:tab w:val="num" w:pos="2160"/>
+        </w:tabs>
+        <w:ind w:left="2160" w:hanging="360"/>
+      </w:pPr>
+      <w:rPr>
+        <w:rFonts w:ascii="Wingdings" w:hAnsi="Wingdings" w:hint="default"/>
+        <w:sz w:val="20"/>
+      </w:rPr>
+    </w:lvl>
+    <w:lvl w:ilvl="3" w:tentative="1">
+      <w:start w:val="1"/>
+      <w:numFmt w:val="bullet"/>
+      <w:lvlText w:val=""/>
+      <w:lvlJc w:val="left"/>
+      <w:pPr>
+        <w:tabs>
+          <w:tab w:val="num" w:pos="2880"/>
+        </w:tabs>
+        <w:ind w:left="2880" w:hanging="360"/>
+      </w:pPr>
+      <w:rPr>
+        <w:rFonts w:ascii="Wingdings" w:hAnsi="Wingdings" w:hint="default"/>
+        <w:sz w:val="20"/>
+      </w:rPr>
+    </w:lvl>
+    <w:lvl w:ilvl="4" w:tentative="1">
+      <w:start w:val="1"/>
+      <w:numFmt w:val="bullet"/>
+      <w:lvlText w:val=""/>
+      <w:lvlJc w:val="left"/>
+      <w:pPr>
+        <w:tabs>
+          <w:tab w:val="num" w:pos="3600"/>
+        </w:tabs>
+        <w:ind w:left="3600" w:hanging="360"/>
+      </w:pPr>
+      <w:rPr>
+        <w:rFonts w:ascii="Wingdings" w:hAnsi="Wingdings" w:hint="default"/>
+        <w:sz w:val="20"/>
+      </w:rPr>
+    </w:lvl>
+    <w:lvl w:ilvl="5" w:tentative="1">
+      <w:start w:val="1"/>
+      <w:numFmt w:val="bullet"/>
+      <w:lvlText w:val=""/>
+      <w:lvlJc w:val="left"/>
+      <w:pPr>
+        <w:tabs>
+          <w:tab w:val="num" w:pos="4320"/>
+        </w:tabs>
+        <w:ind w:left="4320" w:hanging="360"/>
+      </w:pPr>
+      <w:rPr>
+        <w:rFonts w:ascii="Wingdings" w:hAnsi="Wingdings" w:hint="default"/>
+        <w:sz w:val="20"/>
+      </w:rPr>
+    </w:lvl>
+    <w:lvl w:ilvl="6" w:tentative="1">
+      <w:start w:val="1"/>
+      <w:numFmt w:val="bullet"/>
+      <w:lvlText w:val=""/>
+      <w:lvlJc w:val="left"/>
+      <w:pPr>
+        <w:tabs>
+          <w:tab w:val="num" w:pos="5040"/>
+        </w:tabs>
+        <w:ind w:left="5040" w:hanging="360"/>
+      </w:pPr>
+      <w:rPr>
+        <w:rFonts w:ascii="Wingdings" w:hAnsi="Wingdings" w:hint="default"/>
+        <w:sz w:val="20"/>
+      </w:rPr>
+    </w:lvl>
+    <w:lvl w:ilvl="7" w:tentative="1">
+      <w:start w:val="1"/>
+      <w:numFmt w:val="bullet"/>
+      <w:lvlText w:val=""/>
+      <w:lvlJc w:val="left"/>
+      <w:pPr>
+        <w:tabs>
+          <w:tab w:val="num" w:pos="5760"/>
+        </w:tabs>
+        <w:ind w:left="5760" w:hanging="360"/>
+      </w:pPr>
+      <w:rPr>
+        <w:rFonts w:ascii="Wingdings" w:hAnsi="Wingdings" w:hint="default"/>
+        <w:sz w:val="20"/>
+      </w:rPr>
+    </w:lvl>
+    <w:lvl w:ilvl="8" w:tentative="1">
+      <w:start w:val="1"/>
+      <w:numFmt w:val="bullet"/>
+      <w:lvlText w:val=""/>
+      <w:lvlJc w:val="left"/>
+      <w:pPr>
+        <w:tabs>
+          <w:tab w:val="num" w:pos="6480"/>
+        </w:tabs>
+        <w:ind w:left="6480" w:hanging="360"/>
+      </w:pPr>
+      <w:rPr>
+        <w:rFonts w:ascii="Wingdings" w:hAnsi="Wingdings" w:hint="default"/>
+        <w:sz w:val="20"/>
+      </w:rPr>
+    </w:lvl>
+  </w:abstractNum>
+  <w:abstractNum w:abstractNumId="8" w15:restartNumberingAfterBreak="0">
     <w:nsid w:val="4BDE56FB"/>
     <w:multiLevelType w:val="multilevel"/>
     <w:tmpl w:val="4B2EB726"/>
@@ -3130,7 +3583,7 @@
       </w:rPr>
     </w:lvl>
   </w:abstractNum>
-  <w:abstractNum w:abstractNumId="7" w15:restartNumberingAfterBreak="0">
+  <w:abstractNum w:abstractNumId="9" w15:restartNumberingAfterBreak="0">
     <w:nsid w:val="616E7172"/>
     <w:multiLevelType w:val="multilevel"/>
     <w:tmpl w:val="F31C1B6A"/>
@@ -3279,7 +3732,7 @@
       </w:rPr>
     </w:lvl>
   </w:abstractNum>
-  <w:abstractNum w:abstractNumId="8" w15:restartNumberingAfterBreak="0">
+  <w:abstractNum w:abstractNumId="10" w15:restartNumberingAfterBreak="0">
     <w:nsid w:val="68776B1B"/>
     <w:multiLevelType w:val="multilevel"/>
     <w:tmpl w:val="889C2EF8"/>
@@ -3428,7 +3881,7 @@
       </w:rPr>
     </w:lvl>
   </w:abstractNum>
-  <w:abstractNum w:abstractNumId="9" w15:restartNumberingAfterBreak="0">
+  <w:abstractNum w:abstractNumId="11" w15:restartNumberingAfterBreak="0">
     <w:nsid w:val="6FFE2D68"/>
     <w:multiLevelType w:val="multilevel"/>
     <w:tmpl w:val="57223052"/>
@@ -3578,33 +4031,39 @@
     </w:lvl>
   </w:abstractNum>
   <w:num w:numId="1" w16cid:durableId="1909728555">
+    <w:abstractNumId w:val="6"/>
+  </w:num>
+  <w:num w:numId="2" w16cid:durableId="1769766637">
+    <w:abstractNumId w:val="4"/>
+  </w:num>
+  <w:num w:numId="3" w16cid:durableId="145240859">
     <w:abstractNumId w:val="5"/>
   </w:num>
-  <w:num w:numId="2" w16cid:durableId="1769766637">
+  <w:num w:numId="4" w16cid:durableId="1648170418">
+    <w:abstractNumId w:val="8"/>
+  </w:num>
+  <w:num w:numId="5" w16cid:durableId="986009974">
     <w:abstractNumId w:val="3"/>
   </w:num>
-  <w:num w:numId="3" w16cid:durableId="145240859">
-    <w:abstractNumId w:val="4"/>
-  </w:num>
-  <w:num w:numId="4" w16cid:durableId="1648170418">
-    <w:abstractNumId w:val="6"/>
-  </w:num>
-  <w:num w:numId="5" w16cid:durableId="986009974">
+  <w:num w:numId="6" w16cid:durableId="1158612354">
     <w:abstractNumId w:val="2"/>
   </w:num>
-  <w:num w:numId="6" w16cid:durableId="1158612354">
+  <w:num w:numId="7" w16cid:durableId="555432990">
+    <w:abstractNumId w:val="11"/>
+  </w:num>
+  <w:num w:numId="8" w16cid:durableId="921446667">
+    <w:abstractNumId w:val="10"/>
+  </w:num>
+  <w:num w:numId="9" w16cid:durableId="2067992540">
+    <w:abstractNumId w:val="9"/>
+  </w:num>
+  <w:num w:numId="10" w16cid:durableId="466121348">
     <w:abstractNumId w:val="1"/>
   </w:num>
-  <w:num w:numId="7" w16cid:durableId="555432990">
-    <w:abstractNumId w:val="9"/>
-  </w:num>
-  <w:num w:numId="8" w16cid:durableId="921446667">
-    <w:abstractNumId w:val="8"/>
-  </w:num>
-  <w:num w:numId="9" w16cid:durableId="2067992540">
+  <w:num w:numId="11" w16cid:durableId="1426146511">
     <w:abstractNumId w:val="7"/>
   </w:num>
-  <w:num w:numId="10" w16cid:durableId="466121348">
+  <w:num w:numId="12" w16cid:durableId="1581981813">
     <w:abstractNumId w:val="0"/>
   </w:num>
 </w:numbering>
